--- a/functional_tests/ZBIO-7758/ZBIO-7758.docx
+++ b/functional_tests/ZBIO-7758/ZBIO-7758.docx
@@ -148,7 +148,7 @@
           <w:i/>
           <w:iCs/>
         </w:rPr>
-        <w:t xml:space="preserve">Generated: 4/1/2026</w:t>
+        <w:t xml:space="preserve">Generated: 4/2/2026</w:t>
       </w:r>
     </w:p>
     <w:p>
